--- a/2204050108-郭子铭-中期检查报告-批注.docx
+++ b/2204050108-郭子铭-中期检查报告-批注.docx
@@ -242,16 +242,7 @@
       <w:pPr>
         <w:spacing w:line="360" w:lineRule="auto"/>
         <w:rPr>
-          <w:b/>
-          <w:sz w:val="28"/>
-          <w:szCs w:val="28"/>
-        </w:rPr>
-      </w:pPr>
-    </w:p>
-    <w:p>
-      <w:pPr>
-        <w:spacing w:line="360" w:lineRule="auto"/>
-        <w:rPr>
+          <w:rFonts w:hint="eastAsia"/>
           <w:b/>
           <w:sz w:val="28"/>
           <w:szCs w:val="28"/>
@@ -818,7 +809,6 @@
           <w:sz w:val="32"/>
           <w:szCs w:val="32"/>
         </w:rPr>
-        <w:lastRenderedPageBreak/>
         <w:t>2025</w:t>
       </w:r>
       <w:r>
@@ -1265,9 +1255,9 @@
                 <w:sz w:val="24"/>
               </w:rPr>
               <w:drawing>
-                <wp:inline distT="0" distB="0" distL="0" distR="0" wp14:anchorId="09948D08" wp14:editId="22D35899">
-                  <wp:extent cx="1653540" cy="4147820"/>
-                  <wp:effectExtent l="0" t="0" r="0" b="0"/>
+                <wp:inline distT="0" distB="0" distL="0" distR="0" wp14:anchorId="09948D08" wp14:editId="73141930">
+                  <wp:extent cx="1345397" cy="3374858"/>
+                  <wp:effectExtent l="0" t="0" r="7620" b="0"/>
                   <wp:docPr id="1" name="图片 1"/>
                   <wp:cNvGraphicFramePr>
                     <a:graphicFrameLocks xmlns:a="http://schemas.openxmlformats.org/drawingml/2006/main" noChangeAspect="1"/>
@@ -1297,7 +1287,7 @@
                         <pic:spPr bwMode="auto">
                           <a:xfrm>
                             <a:off x="0" y="0"/>
-                            <a:ext cx="1653540" cy="4147820"/>
+                            <a:ext cx="1347585" cy="3380346"/>
                           </a:xfrm>
                           <a:prstGeom prst="rect">
                             <a:avLst/>
@@ -1387,10 +1377,10 @@
                   <v:path o:extrusionok="f" gradientshapeok="t" o:connecttype="rect"/>
                   <o:lock v:ext="edit" aspectratio="t"/>
                 </v:shapetype>
-                <v:shape id="_x0000_i1025" type="#_x0000_t75" style="width:384.2pt;height:268.65pt" o:ole="">
+                <v:shape id="_x0000_i1025" type="#_x0000_t75" style="width:384.15pt;height:268.6pt" o:ole="">
                   <v:imagedata r:id="rId11" o:title=""/>
                 </v:shape>
-                <o:OLEObject Type="Embed" ProgID="Visio.Drawing.15" ShapeID="_x0000_i1025" DrawAspect="Content" ObjectID="_1828298440" r:id="rId12"/>
+                <o:OLEObject Type="Embed" ProgID="Visio.Drawing.15" ShapeID="_x0000_i1025" DrawAspect="Content" ObjectID="_1828437903" r:id="rId12"/>
               </w:object>
             </w:r>
           </w:p>
@@ -2209,10 +2199,10 @@
             </w:pPr>
             <w:r>
               <w:object w:dxaOrig="10110" w:dyaOrig="7350" w14:anchorId="650A78A2">
-                <v:shape id="_x0000_i1026" type="#_x0000_t75" style="width:331.5pt;height:241.25pt" o:ole="">
+                <v:shape id="_x0000_i1026" type="#_x0000_t75" style="width:331.6pt;height:241.1pt" o:ole="">
                   <v:imagedata r:id="rId13" o:title=""/>
                 </v:shape>
-                <o:OLEObject Type="Embed" ProgID="Visio.Drawing.15" ShapeID="_x0000_i1026" DrawAspect="Content" ObjectID="_1828298441" r:id="rId14"/>
+                <o:OLEObject Type="Embed" ProgID="Visio.Drawing.15" ShapeID="_x0000_i1026" DrawAspect="Content" ObjectID="_1828437904" r:id="rId14"/>
               </w:object>
             </w:r>
           </w:p>
@@ -2434,7 +2424,7 @@
                 <w:color w:val="FF0000"/>
               </w:rPr>
               <w:drawing>
-                <wp:inline distT="0" distB="0" distL="0" distR="0" wp14:anchorId="5DC2C4FA" wp14:editId="553F3BBC">
+                <wp:inline distT="0" distB="0" distL="0" distR="0" wp14:anchorId="5DC2C4FA" wp14:editId="3B35ABBC">
                   <wp:extent cx="5393055" cy="2451100"/>
                   <wp:effectExtent l="0" t="0" r="0" b="0"/>
                   <wp:docPr id="4" name="图片 1"/>
@@ -3082,10 +3072,10 @@
                 <w:sz w:val="24"/>
               </w:rPr>
               <w:object w:dxaOrig="180" w:dyaOrig="279" w14:anchorId="5073DF2E">
-                <v:shape id="_x0000_i1027" type="#_x0000_t75" style="width:9.15pt;height:13.95pt" o:ole="">
+                <v:shape id="_x0000_i1027" type="#_x0000_t75" style="width:9pt;height:13.75pt" o:ole="">
                   <v:imagedata r:id="rId17" o:title=""/>
                 </v:shape>
-                <o:OLEObject Type="Embed" ProgID="Equation.DSMT4" ShapeID="_x0000_i1027" DrawAspect="Content" ObjectID="_1828298442" r:id="rId18"/>
+                <o:OLEObject Type="Embed" ProgID="Equation.DSMT4" ShapeID="_x0000_i1027" DrawAspect="Content" ObjectID="_1828437905" r:id="rId18"/>
               </w:object>
             </w:r>
           </w:p>
@@ -5322,6 +5312,18 @@
               <w:tabs>
                 <w:tab w:val="right" w:pos="8306"/>
               </w:tabs>
+              <w:jc w:val="left"/>
+              <w:rPr>
+                <w:rFonts w:hint="eastAsia"/>
+                <w:sz w:val="24"/>
+              </w:rPr>
+            </w:pPr>
+          </w:p>
+          <w:p>
+            <w:pPr>
+              <w:tabs>
+                <w:tab w:val="right" w:pos="8306"/>
+              </w:tabs>
               <w:ind w:firstLineChars="200" w:firstLine="420"/>
               <w:jc w:val="center"/>
               <w:rPr>
@@ -7544,10 +7546,10 @@
             </w:pPr>
             <w:r>
               <w:object w:dxaOrig="13905" w:dyaOrig="7890" w14:anchorId="0C795B83">
-                <v:shape id="_x0000_i1028" type="#_x0000_t75" style="width:328.3pt;height:186.45pt" o:ole="">
+                <v:shape id="_x0000_i1028" type="#_x0000_t75" style="width:328.25pt;height:186.65pt" o:ole="">
                   <v:imagedata r:id="rId19" o:title=""/>
                 </v:shape>
-                <o:OLEObject Type="Embed" ProgID="Visio.Drawing.15" ShapeID="_x0000_i1028" DrawAspect="Content" ObjectID="_1828298443" r:id="rId20"/>
+                <o:OLEObject Type="Embed" ProgID="Visio.Drawing.15" ShapeID="_x0000_i1028" DrawAspect="Content" ObjectID="_1828437906" r:id="rId20"/>
               </w:object>
             </w:r>
           </w:p>

--- a/2204050108-郭子铭-中期检查报告-批注.docx
+++ b/2204050108-郭子铭-中期检查报告-批注.docx
@@ -1377,10 +1377,10 @@
                   <v:path o:extrusionok="f" gradientshapeok="t" o:connecttype="rect"/>
                   <o:lock v:ext="edit" aspectratio="t"/>
                 </v:shapetype>
-                <v:shape id="_x0000_i1025" type="#_x0000_t75" style="width:384.15pt;height:268.6pt" o:ole="">
+                <v:shape id="_x0000_i1025" type="#_x0000_t75" style="width:384.25pt;height:268.55pt" o:ole="">
                   <v:imagedata r:id="rId11" o:title=""/>
                 </v:shape>
-                <o:OLEObject Type="Embed" ProgID="Visio.Drawing.15" ShapeID="_x0000_i1025" DrawAspect="Content" ObjectID="_1828437903" r:id="rId12"/>
+                <o:OLEObject Type="Embed" ProgID="Visio.Drawing.15" ShapeID="_x0000_i1025" DrawAspect="Content" ObjectID="_1828439299" r:id="rId12"/>
               </w:object>
             </w:r>
           </w:p>
@@ -2202,7 +2202,7 @@
                 <v:shape id="_x0000_i1026" type="#_x0000_t75" style="width:331.6pt;height:241.1pt" o:ole="">
                   <v:imagedata r:id="rId13" o:title=""/>
                 </v:shape>
-                <o:OLEObject Type="Embed" ProgID="Visio.Drawing.15" ShapeID="_x0000_i1026" DrawAspect="Content" ObjectID="_1828437904" r:id="rId14"/>
+                <o:OLEObject Type="Embed" ProgID="Visio.Drawing.15" ShapeID="_x0000_i1026" DrawAspect="Content" ObjectID="_1828439300" r:id="rId14"/>
               </w:object>
             </w:r>
           </w:p>
@@ -2498,6 +2498,8 @@
             <w:r>
               <w:rPr>
                 <w:rFonts w:hint="eastAsia"/>
+                <w:b/>
+                <w:bCs/>
                 <w:szCs w:val="21"/>
               </w:rPr>
               <w:t>多智能体协同推理部分业务流程图</w:t>
@@ -3072,10 +3074,10 @@
                 <w:sz w:val="24"/>
               </w:rPr>
               <w:object w:dxaOrig="180" w:dyaOrig="279" w14:anchorId="5073DF2E">
-                <v:shape id="_x0000_i1027" type="#_x0000_t75" style="width:9pt;height:13.75pt" o:ole="">
+                <v:shape id="_x0000_i1027" type="#_x0000_t75" style="width:9.15pt;height:13.95pt" o:ole="">
                   <v:imagedata r:id="rId17" o:title=""/>
                 </v:shape>
-                <o:OLEObject Type="Embed" ProgID="Equation.DSMT4" ShapeID="_x0000_i1027" DrawAspect="Content" ObjectID="_1828437905" r:id="rId18"/>
+                <o:OLEObject Type="Embed" ProgID="Equation.DSMT4" ShapeID="_x0000_i1027" DrawAspect="Content" ObjectID="_1828439301" r:id="rId18"/>
               </w:object>
             </w:r>
           </w:p>
@@ -5376,7 +5378,7 @@
                 <w:rFonts w:hint="eastAsia"/>
                 <w:szCs w:val="21"/>
               </w:rPr>
-              <w:t>所采用的四种问答类型</w:t>
+              <w:t>所采用的四种上下文关联类型</w:t>
             </w:r>
           </w:p>
           <w:tbl>
@@ -6070,7 +6072,7 @@
                 <w:rFonts w:hint="eastAsia"/>
                 <w:szCs w:val="21"/>
               </w:rPr>
-              <w:t>所采用的四种上下文关联类型</w:t>
+              <w:t>所采用的四种问答类型</w:t>
             </w:r>
           </w:p>
           <w:tbl>
@@ -7546,10 +7548,10 @@
             </w:pPr>
             <w:r>
               <w:object w:dxaOrig="13905" w:dyaOrig="7890" w14:anchorId="0C795B83">
-                <v:shape id="_x0000_i1028" type="#_x0000_t75" style="width:328.25pt;height:186.65pt" o:ole="">
+                <v:shape id="_x0000_i1028" type="#_x0000_t75" style="width:328.15pt;height:186.6pt" o:ole="">
                   <v:imagedata r:id="rId19" o:title=""/>
                 </v:shape>
-                <o:OLEObject Type="Embed" ProgID="Visio.Drawing.15" ShapeID="_x0000_i1028" DrawAspect="Content" ObjectID="_1828437906" r:id="rId20"/>
+                <o:OLEObject Type="Embed" ProgID="Visio.Drawing.15" ShapeID="_x0000_i1028" DrawAspect="Content" ObjectID="_1828439302" r:id="rId20"/>
               </w:object>
             </w:r>
           </w:p>
